--- a/examples/business-report/example.docx
+++ b/examples/business-report/example.docx
@@ -12,7 +12,25 @@
     </w:p>
     <w:p>
       <w:r>
-        <w:t>**Period:** July 1 – September 30, 2026&lt;br&gt;**Prepared by:** Strategy &amp; Operations</w:t>
+        <w:rPr>
+          <w:b/>
+        </w:rPr>
+        <w:t>Period:</w:t>
+      </w:r>
+      <w:r>
+        <w:t xml:space="preserve"> July 1 – September 30, 2026</w:t>
+      </w:r>
+      <w:r>
+        <w:br/>
+      </w:r>
+      <w:r>
+        <w:rPr>
+          <w:b/>
+        </w:rPr>
+        <w:t>Prepared by:</w:t>
+      </w:r>
+      <w:r>
+        <w:t xml:space="preserve"> Strategy &amp; Operations</w:t>
       </w:r>
     </w:p>
     <w:p>
@@ -711,7 +729,13 @@
         </w:numPr>
       </w:pPr>
       <w:r>
-        <w:t>**Document compiler** — open-sourced core conversion engine</w:t>
+        <w:rPr>
+          <w:b/>
+        </w:rPr>
+        <w:t>Document compiler</w:t>
+      </w:r>
+      <w:r>
+        <w:t xml:space="preserve"> — open-sourced core conversion engine</w:t>
       </w:r>
     </w:p>
     <w:p>
@@ -723,7 +747,13 @@
         </w:numPr>
       </w:pPr>
       <w:r>
-        <w:t>**Batch API** — convert up to 500 files per request</w:t>
+        <w:rPr>
+          <w:b/>
+        </w:rPr>
+        <w:t>Batch API</w:t>
+      </w:r>
+      <w:r>
+        <w:t xml:space="preserve"> — convert up to 500 files per request</w:t>
       </w:r>
     </w:p>
     <w:p>
@@ -735,7 +765,13 @@
         </w:numPr>
       </w:pPr>
       <w:r>
-        <w:t>**Template gallery** — 12 new business report presets</w:t>
+        <w:rPr>
+          <w:b/>
+        </w:rPr>
+        <w:t>Template gallery</w:t>
+      </w:r>
+      <w:r>
+        <w:t xml:space="preserve"> — 12 new business report presets</w:t>
       </w:r>
     </w:p>
     <w:p>
